--- a/en/cv.docx
+++ b/en/cv.docx
@@ -247,7 +247,7 @@
     </w:p>
     <w:p>
       <w:r>
-        <w:t>Tech: Claude / Anthropic API, LLM-Agenten, Agent Harness, Multi-Agent-Orchestration, Tool Use / MCP, RAG, Prompt Engineering, Python, FastAPI, Vue 3, Go, Docker, systemd, GitHub Actions, DigitalOcean, SQLite, TDD, TypeScript</w:t>
+        <w:t>Tech: Claude / Anthropic API, LLM-Agenten, Agent Harness, Multi-Agent-Orchestration, Tool Use / MCP, RAG, Prompt Engineering, Python, FastAPI, Vue 3, Docker, systemd, GitHub Actions, DigitalOcean, SQLite, TDD, TypeScript</w:t>
       </w:r>
     </w:p>
     <w:p>

--- a/en/cv.docx
+++ b/en/cv.docx
@@ -270,7 +270,7 @@
     </w:p>
     <w:p>
       <w:r>
-        <w:t>Full-stack development of a digital property profile that owners create and maintain themselves: Vue.js front-end, Python back-end (Eve) with a REST API and MongoDB. Day-to-day GitLab work (version control, merge-request and review workflow); built and maintained the GitLab CI pipelines for automated build and deployment. Worked to DevOps principles, owning build and operation of the services in Docker. Test-driven development, automated end-to-end tests with Playwright.</w:t>
+        <w:t>Full-stack development of a digital property profile that owners create and maintain themselves: Vue.js front-end, Python back-end (Eve) with a REST API and MongoDB. Built and maintained the GitLab CI pipelines for automated build and deployment. Worked to DevOps principles, owning build and operation of the services in Docker. Test-driven development, automated end-to-end tests with Playwright.</w:t>
       </w:r>
     </w:p>
     <w:p>
@@ -298,7 +298,7 @@
     </w:p>
     <w:p>
       <w:r>
-        <w:t>Production server-side services and APIs in Java and Spring Boot: a microservice that parses and generates heating-cost files in the Haweiko-Arge industry format. Designed and built in a microservices architecture with REST interfaces (OpenAPI, Swagger), secured with Spring Security and Keycloak, persisted in MongoDB. Day-to-day GitLab work (version control, merge-request and review workflow); built and maintained the GitLab CI pipelines for automated build and deployment. Worked to DevOps principles, owning build and operation of the services in Docker. Test-driven development (JUnit, Mockito), automated end-to-end tests with Playwright. Front-end development.</w:t>
+        <w:t>Production server-side services and APIs in Java and Spring Boot: a microservice that parses and generates heating-cost files in the Haweiko-Arge industry format. Designed and built in a microservices architecture with REST interfaces (OpenAPI, Swagger), secured with Spring Security and Keycloak, persisted in MongoDB. Built and maintained the GitLab CI pipelines for automated build and deployment. Worked to DevOps principles, owning build and operation of the services in Docker. Test-driven development (JUnit, Mockito), automated end-to-end tests with Playwright. Front-end development.</w:t>
       </w:r>
     </w:p>
     <w:p>
@@ -354,7 +354,7 @@
     </w:p>
     <w:p>
       <w:r>
-        <w:t>Server-side services in Java and Spring Boot: web-scraping microservices plus microsites (Vue.js, Quasar) with a Spring Boot back-end for calculators, surveys and questionnaire funnels; data analysis in R. Designed and built in a microservices architecture with REST interfaces (OpenAPI, Feign), persisted in PostgreSQL and MongoDB. Day-to-day GitLab work (version control, merge-request and review workflow); built and maintained the GitLab CI pipelines. Worked to DevOps principles, owning build and operation of the services in Docker and Kubernetes. Test-driven development (JUnit, Mockito).</w:t>
+        <w:t>Server-side services in Java and Spring Boot: web-scraping microservices plus microsites (Vue.js, Quasar) with a Spring Boot back-end for calculators, surveys and questionnaire funnels; data analysis in R. Designed and built in a microservices architecture with REST interfaces (OpenAPI, Feign), persisted in PostgreSQL and MongoDB. Built and maintained the GitLab CI pipelines. Worked to DevOps principles, owning build and operation of the services in Docker and Kubernetes.</w:t>
       </w:r>
     </w:p>
     <w:p>
@@ -382,7 +382,7 @@
     </w:p>
     <w:p>
       <w:r>
-        <w:t>Tools that generate marketing campaigns and publish them to Google Ads and Twitter Ads: Java/Spring Boot microservices with REST interfaces (OpenAPI, Feign), Vue.js/Quasar front-end, storage in AWS S3. Designed and built in a microservices architecture. Day-to-day GitLab work (version control, merge-request and review workflow); built and maintained the GitLab CI pipelines. Worked to DevOps principles, owning build and operation of the services in Docker and Kubernetes. Test-driven development (JUnit, Mockito).</w:t>
+        <w:t>Tools that generate marketing campaigns and publish them to Google Ads and Twitter Ads: Java/Spring Boot microservices with REST interfaces (OpenAPI, Feign), Vue.js/Quasar front-end, storage in AWS S3. Designed and built in a microservices architecture. Built and maintained the GitLab CI pipelines. Worked to DevOps principles, owning build and operation of the services in Docker and Kubernetes.</w:t>
       </w:r>
     </w:p>
     <w:p>
@@ -410,7 +410,7 @@
     </w:p>
     <w:p>
       <w:r>
-        <w:t>Took over an existing prototype for configuring telecommunications devices over a web interface, developed it further and moved it into production. Production server-side services and APIs in Java and Spring Boot in a microservices architecture (REST, Feign, Spring Data/JPA), Vue.js front-end, secured with Keycloak, persisted in MySQL and MongoDB. Worked to DevOps principles, owning build, operation and monitoring of the services: Docker and Kubernetes (Rancher), logging and tracing via Kibana, Sleuth and Zipkin. Day-to-day GitLab work (version control, merge-request and review workflow); built and maintained the GitLab CI pipelines for automated build and deployment. Test-driven development (JUnit, Mockito).</w:t>
+        <w:t>Took over an existing prototype for configuring telecommunications devices over a web interface, developed it further and moved it into production. Production server-side services and APIs in Java and Spring Boot in a microservices architecture (REST, Feign, Spring Data/JPA), Vue.js front-end, secured with Keycloak, persisted in MySQL and MongoDB. Worked to DevOps principles, owning build, operation and monitoring of the services: Docker and Kubernetes (Rancher), logging and tracing via Kibana, Sleuth and Zipkin; built and maintained the GitLab CI pipelines.</w:t>
       </w:r>
     </w:p>
     <w:p>
@@ -634,7 +634,7 @@
     </w:p>
     <w:p>
       <w:r>
-        <w:t>Microservice integrating a debt-collection provider</w:t>
+        <w:t>Microservice integrating a debt-collection provider, including a single-page admin front-end.</w:t>
       </w:r>
     </w:p>
     <w:p>

--- a/en/cv.docx
+++ b/en/cv.docx
@@ -25,7 +25,7 @@
     </w:p>
     <w:p>
       <w:r>
-        <w:t>Available from 15 September 2026 · worldwide · Remote share 95 % · Hourly rate €100/h on-site (€90/h remote · excl. VAT)</w:t>
+        <w:t>Available immediately · remote only · Remote share 100 % · Hourly rate €100/h on-site (€90/h remote · excl. VAT)</w:t>
       </w:r>
     </w:p>
     <w:p>

--- a/en/cv.docx
+++ b/en/cv.docx
@@ -25,7 +25,7 @@
     </w:p>
     <w:p>
       <w:r>
-        <w:t>Available immediately · remote only · Remote share 100 % · Hourly rate €100/h on-site (€90/h remote · excl. VAT)</w:t>
+        <w:t>Available immediately · remote only · Remote share 100 % · Hourly rate €100/h on-site (€95/h remote · excl. VAT)</w:t>
       </w:r>
     </w:p>
     <w:p>

--- a/en/cv.docx
+++ b/en/cv.docx
@@ -227,27 +227,139 @@
         <w:rPr>
           <w:b/>
         </w:rPr>
-        <w:t>since 12/2025 (ongoing) — Autonomous AI agent systems — Harness &amp; Agentic Engineering</w:t>
+        <w:t>since 04/2026 (ongoing) — Fabrik — multi-agent platform for software delivery</w:t>
       </w:r>
     </w:p>
     <w:p>
       <w:r>
-        <w:t>Solytics GmbH · Remote · AI / SaaS</w:t>
+        <w:t>Fabrik (fabrikhq.com) · Solytics GmbH · Remote · Software / AI</w:t>
       </w:r>
     </w:p>
     <w:p>
       <w:r>
-        <w:t>Roles: Harness engineering · Agent engineering · AI system architecture · Full-stack engineering · DevOps</w:t>
+        <w:t>Roles: Architecture · Agent engineering · Full-stack engineering</w:t>
       </w:r>
     </w:p>
     <w:p>
       <w:r>
-        <w:t>Building and running autonomous LLM agent systems as a harness engineer — the engineering around the model, not the model itself. The harness is the product: the agent loop and its stop conditions, tool use over MCP, layered memory (durable facts, running context, session state), approval gates for anything irreversible, quality gates that must pass before an agent may ship, observability over every run, budget and rate-limit control with model routing and fallback, plus recovery when a run is killed mid-flight. A local multi-model proxy keeps the whole thing independent of any single provider. Two systems in production: a self-directing AI business partner that plans, writes code, tests and deploys around the clock, and Fabrik (fabrikhq.com), a multi-agent platform for autonomous software delivery with parallel worker agents. Event-driven orchestration over Telegram, GitHub and systemd; several AI-built SaaS products shipped end to end.</w:t>
+        <w:t>Platform where worker agents turn tickets into pull requests in parallel (fabrikhq.com). A control plane (FastAPI, Vue) spawns one agent container per repository through the Docker socket. Each agent runs ticket sync (GitHub, GitLab, Jira), an actionability review, a plan, test-first implementation, a quality gate in a clean sidecar container, and the PR — it never merges on its own. Energy budget per agent, feedback from PR comments, one VPS per customer behind Caddy.</w:t>
       </w:r>
     </w:p>
     <w:p>
       <w:r>
-        <w:t>Tech: Claude / Anthropic API, LLM-Agenten, Agent Harness, Multi-Agent-Orchestration, Tool Use / MCP, RAG, Prompt Engineering, Python, FastAPI, Vue 3, Docker, systemd, GitHub Actions, DigitalOcean, SQLite, TDD, TypeScript</w:t>
+        <w:t>Tech: Claude / Anthropic API, Multi-Agent-Orchestration, Python, FastAPI, Vue 3, Docker, Caddy, GitHub Actions, SQLite, TDD</w:t>
+      </w:r>
+    </w:p>
+    <w:p>
+      <w:r>
+        <w:rPr>
+          <w:b/>
+        </w:rPr>
+        <w:t>since 03/2026 (ongoing) — Launch Kit — multi-tenant identity and email platform</w:t>
+      </w:r>
+    </w:p>
+    <w:p>
+      <w:r>
+        <w:t>Launch Kit · Solytics GmbH · Remote · SaaS / IAM</w:t>
+      </w:r>
+    </w:p>
+    <w:p>
+      <w:r>
+        <w:t>Roles: Architecture · Back-end engineering · Security</w:t>
+      </w:r>
+    </w:p>
+    <w:p>
+      <w:r>
+        <w:t>OIDC-compliant auth server with email marketing as one Go binary and a Vue admin UI — a drop-in for Keycloak or Auth0. OAuth2 with PKCE, RS256 JWTs with a per-tenant RSA key, Login with Google, role-based access. Contacts, segments and campaigns with async sending, unsubscribe handling and GDPR consent. Strict tenant isolation; apps validate tokens over JWKS only and swap the provider by changing an environment variable. Runs the customer funnel of several own products.</w:t>
+      </w:r>
+    </w:p>
+    <w:p>
+      <w:r>
+        <w:t>Tech: Go, OpenID Connect, OAuth2, JWT, Vue 3, SQLite, Docker, Caddy, Playwright</w:t>
+      </w:r>
+    </w:p>
+    <w:p>
+      <w:r>
+        <w:rPr>
+          <w:b/>
+        </w:rPr>
+        <w:t>since 03/2026 (ongoing) — E-invoicing and bookkeeping for a German GmbH</w:t>
+      </w:r>
+    </w:p>
+    <w:p>
+      <w:r>
+        <w:t>Solytics GmbH · Remote · Finance / Compliance</w:t>
+      </w:r>
+    </w:p>
+    <w:p>
+      <w:r>
+        <w:t>Roles: Back-end engineering · Domain design</w:t>
+      </w:r>
+    </w:p>
+    <w:p>
+      <w:r>
+        <w:t>API for XRechnung 3.0 (UBL, CII) and ZUGFeRD 2.3 with an extension framework for industry fields beyond EN 16931 (construction, healthcare, logistics). Five validation layers: Pydantic, BR-DE business rules, arithmetic consistency, XSD, Schematron; a GoBD-compliant invoice lifecycle. Alongside it, double-entry bookkeeping on SKR04 as a CLI: balance sheet, P&amp;L, taxes, E-Bilanz and DATEV export, every statement checked against the journal. In real use for the own company.</w:t>
+      </w:r>
+    </w:p>
+    <w:p>
+      <w:r>
+        <w:t>Tech: Python, Pydantic, XRechnung / ZUGFeRD (EN 16931), Polars, FastAPI, Docker, TDD</w:t>
+      </w:r>
+    </w:p>
+    <w:p>
+      <w:r>
+        <w:rPr>
+          <w:b/>
+        </w:rPr>
+        <w:t>since 01/2026 (ongoing) — Paid browser extensions — FinGrab, PlaylistGrab, InvoiceGrab</w:t>
+      </w:r>
+    </w:p>
+    <w:p>
+      <w:r>
+        <w:t>FinGrab · Solytics GmbH · Remote · FinTech / Browser software</w:t>
+      </w:r>
+    </w:p>
+    <w:p>
+      <w:r>
+        <w:t>Roles: Full-stack engineering · Release &amp; operations</w:t>
+      </w:r>
+    </w:p>
+    <w:p>
+      <w:r>
+        <w:t>A portfolio of browser extensions for Chrome (MV3) and Firefox from one codebase with WXT and TypeScript; FinGrab exports market data from Yahoo Finance as CSV and has around 600 users. Live payments through ExtPay and Stripe, subscription and one-time purchase. End-to-end tests with Playwright against the built package, a regression diff against the shipped version, publishing over the API to the Chrome Web Store and addons.mozilla.org, monitoring of reviews, subscriptions and the paywall.</w:t>
+      </w:r>
+    </w:p>
+    <w:p>
+      <w:r>
+        <w:t>Tech: TypeScript, JavaScript, Browser extensions (Chrome MV3 / Firefox), WXT, Stripe / ExtPay, Playwright, TDD</w:t>
+      </w:r>
+    </w:p>
+    <w:p>
+      <w:r>
+        <w:rPr>
+          <w:b/>
+        </w:rPr>
+        <w:t>since 10/2025 (ongoing) — Autonomous AI business partner — Harness &amp; agentic engineering</w:t>
+      </w:r>
+    </w:p>
+    <w:p>
+      <w:r>
+        <w:t>Solytics GmbH · Remote · AI / Automation</w:t>
+      </w:r>
+    </w:p>
+    <w:p>
+      <w:r>
+        <w:t>Roles: Harness engineering · Agent engineering · AI system architecture · DevOps</w:t>
+      </w:r>
+    </w:p>
+    <w:p>
+      <w:r>
+        <w:t>A self-directing agent built on Claude that plans, writes code, tests, deploys and reports around the clock. Built as a harness engineer — the engineering around the model: the agent loop and its stop conditions, tool use over MCP, layered memory (durable facts, running context, session state), approval gates for anything irreversible, observability over every run, budget and rate-limit control with model routing, plus recovery when a run is killed mid-flight. More than 40 purpose-built checks catch the agent's mistakes before they reach a human. Event-driven over Telegram, GitHub and systemd; runs on own hardware behind a local multi-model proxy.</w:t>
+      </w:r>
+    </w:p>
+    <w:p>
+      <w:r>
+        <w:t>Tech: Claude / Anthropic API, LLM-Agenten, Agent Harness, Tool Use / MCP, RAG, Prompt Engineering, Python, systemd, Telegram Bot API, Docker, TDD</w:t>
       </w:r>
     </w:p>
     <w:p>

--- a/en/cv.docx
+++ b/en/cv.docx
@@ -227,7 +227,7 @@
         <w:rPr>
           <w:b/>
         </w:rPr>
-        <w:t>since 04/2026 (ongoing) — Fabrik — multi-agent platform for software delivery</w:t>
+        <w:t>since 04/2026 (ongoing) — Fabrik — agent harness for parallel software delivery</w:t>
       </w:r>
     </w:p>
     <w:p>
@@ -237,17 +237,129 @@
     </w:p>
     <w:p>
       <w:r>
-        <w:t>Roles: Architecture · Agent engineering · Full-stack engineering</w:t>
+        <w:t>Roles: Harness engineering · Architecture · Full-stack engineering</w:t>
       </w:r>
     </w:p>
     <w:p>
       <w:r>
-        <w:t>Platform where worker agents turn tickets into pull requests in parallel (fabrikhq.com). A control plane (FastAPI, Vue) spawns one agent container per repository through the Docker socket. Each agent runs ticket sync (GitHub, GitLab, Jira), an actionability review, a plan, test-first implementation, a quality gate in a clean sidecar container, and the PR — it never merges on its own. Energy budget per agent, feedback from PR comments, one VPS per customer behind Caddy.</w:t>
+        <w:t>A harness in which worker agents turn tickets into pull requests in parallel (fabrikhq.com). A control plane (FastAPI, Vue) spawns one agent container per repository through the Docker socket. Each agent runs a fixed loop — ticket sync (GitHub, GitLab, Jira), an actionability review that rejects vague tickets, a plan, test-first implementation, a quality gate in a clean sidecar container, then the PR; it never merges on its own. Energy budget per agent, feedback from PR comments back into the loop, one VPS per customer behind Caddy.</w:t>
       </w:r>
     </w:p>
     <w:p>
       <w:r>
         <w:t>Tech: Claude / Anthropic API, Multi-Agent-Orchestration, Python, FastAPI, Vue 3, Docker, Caddy, GitHub Actions, SQLite, TDD</w:t>
+      </w:r>
+    </w:p>
+    <w:p>
+      <w:r>
+        <w:rPr>
+          <w:b/>
+        </w:rPr>
+        <w:t>since 03/2026 (ongoing) — Autonomous coding pipeline — agents work a task queue unattended</w:t>
+      </w:r>
+    </w:p>
+    <w:p>
+      <w:r>
+        <w:t>agent-tasks · Solytics GmbH · Remote · Software / AI</w:t>
+      </w:r>
+    </w:p>
+    <w:p>
+      <w:r>
+        <w:t>Roles: Harness engineering · Agent engineering · DevOps</w:t>
+      </w:r>
+    </w:p>
+    <w:p>
+      <w:r>
+        <w:t>Queue-driven harness in which coding agents work through tasks with nobody at the keyboard. A task file names repository, scope, acceptance criteria and model; a runner on own hardware executes it in an isolated worktree, runs the quality gate (unit tests, build, review) before any push and opens a pull request — merging stays with a human. Model chosen per task against a 5-hour token budget, hard timeouts per run, at most one new pull request per repository per night. 759 tasks written to date across the own product repositories.</w:t>
+      </w:r>
+    </w:p>
+    <w:p>
+      <w:r>
+        <w:t>Tech: Claude / Anthropic API, Python, Docker, TDD, systemd</w:t>
+      </w:r>
+    </w:p>
+    <w:p>
+      <w:r>
+        <w:rPr>
+          <w:b/>
+        </w:rPr>
+        <w:t>since 10/2025 (ongoing) — Autonomous AI business partner — Harness &amp; agentic engineering</w:t>
+      </w:r>
+    </w:p>
+    <w:p>
+      <w:r>
+        <w:t>Solytics GmbH · Remote · AI / Automation</w:t>
+      </w:r>
+    </w:p>
+    <w:p>
+      <w:r>
+        <w:t>Roles: Harness engineering · Agent engineering · AI system architecture · DevOps</w:t>
+      </w:r>
+    </w:p>
+    <w:p>
+      <w:r>
+        <w:t>A self-directing agent built on Claude that plans, writes code, tests, deploys and reports around the clock. Built as a harness engineer — the engineering around the model: the agent loop and its stop conditions, tool use over MCP, layered memory (durable facts, running context, session state), approval gates for anything irreversible, observability over every run, budget and rate-limit control with model routing, plus recovery when a run is killed mid-flight. More than 40 purpose-built checks catch the agent's mistakes before they reach a human. Event-driven over Telegram, GitHub and systemd; runs on own hardware behind a local multi-model proxy.</w:t>
+      </w:r>
+    </w:p>
+    <w:p>
+      <w:r>
+        <w:t>Tech: Claude / Anthropic API, LLM-Agenten, Agent Harness, Tool Use / MCP, RAG, Prompt Engineering, Python, systemd, Telegram Bot API, Docker, TDD</w:t>
+      </w:r>
+    </w:p>
+    <w:p>
+      <w:r>
+        <w:rPr>
+          <w:b/>
+        </w:rPr>
+        <w:t>since 03/2026 (ongoing) — Verification and drift controls for LLM agents</w:t>
+      </w:r>
+    </w:p>
+    <w:p>
+      <w:r>
+        <w:t>Solytics GmbH · Remote · AI / Automation</w:t>
+      </w:r>
+    </w:p>
+    <w:p>
+      <w:r>
+        <w:t>Roles: Evaluation &amp; verification · Reliability engineering</w:t>
+      </w:r>
+    </w:p>
+    <w:p>
+      <w:r>
+        <w:t>More than 40 purpose-built checks that test an agent's work against the world instead of against its own report: every link in an outgoing message is resolved before it is sent, promises the agent made are tracked until delivered, messages without an answer are flagged, pull-request mergeability is computed with git instead of read from a cached API value, and a test run that never started fails instead of passing silently. Each check fails closed — unknown is never reported as healthy — and has its own tests. Watchdogs over the agent's services and credentials, with a second alert path for when the primary channel is the one that broke.</w:t>
+      </w:r>
+    </w:p>
+    <w:p>
+      <w:r>
+        <w:t>Tech: Claude / Anthropic API, Python, Docker, TDD</w:t>
+      </w:r>
+    </w:p>
+    <w:p>
+      <w:r>
+        <w:rPr>
+          <w:b/>
+        </w:rPr>
+        <w:t>since 03/2026 (ongoing) — LLM agent in the finance back office of a GmbH</w:t>
+      </w:r>
+    </w:p>
+    <w:p>
+      <w:r>
+        <w:t>Solytics GmbH · Remote · Finance / Compliance</w:t>
+      </w:r>
+    </w:p>
+    <w:p>
+      <w:r>
+        <w:t>Roles: Agent integration · Domain design · Back-end engineering</w:t>
+      </w:r>
+    </w:p>
+    <w:p>
+      <w:r>
+        <w:t>An agent that runs the bookkeeping of a German GmbH end to end, with a human approving every filing. It files bank statements and receipts, books double-entry on SKR04 through a purpose-built CLI, reconciles every account against the statement, and checks VAT and payroll returns against the journal before they are submitted — once catching a field that would have lost the input tax. Tools beneath it: an API for XRechnung 3.0 and ZUGFeRD 2.3 with five validation layers (Pydantic, BR-DE rules, arithmetic, XSD, Schematron), balance sheet, P&amp;L, E-Bilanz and DATEV export.</w:t>
+      </w:r>
+    </w:p>
+    <w:p>
+      <w:r>
+        <w:t>Tech: Python, Pydantic, XRechnung / ZUGFeRD (EN 16931), Polars, FastAPI, Docker, TDD</w:t>
       </w:r>
     </w:p>
     <w:p>
@@ -283,34 +395,6 @@
         <w:rPr>
           <w:b/>
         </w:rPr>
-        <w:t>since 03/2026 (ongoing) — E-invoicing and bookkeeping for a German GmbH</w:t>
-      </w:r>
-    </w:p>
-    <w:p>
-      <w:r>
-        <w:t>Solytics GmbH · Remote · Finance / Compliance</w:t>
-      </w:r>
-    </w:p>
-    <w:p>
-      <w:r>
-        <w:t>Roles: Back-end engineering · Domain design</w:t>
-      </w:r>
-    </w:p>
-    <w:p>
-      <w:r>
-        <w:t>API for XRechnung 3.0 (UBL, CII) and ZUGFeRD 2.3 with an extension framework for industry fields beyond EN 16931 (construction, healthcare, logistics). Five validation layers: Pydantic, BR-DE business rules, arithmetic consistency, XSD, Schematron; a GoBD-compliant invoice lifecycle. Alongside it, double-entry bookkeeping on SKR04 as a CLI: balance sheet, P&amp;L, taxes, E-Bilanz and DATEV export, every statement checked against the journal. In real use for the own company.</w:t>
-      </w:r>
-    </w:p>
-    <w:p>
-      <w:r>
-        <w:t>Tech: Python, Pydantic, XRechnung / ZUGFeRD (EN 16931), Polars, FastAPI, Docker, TDD</w:t>
-      </w:r>
-    </w:p>
-    <w:p>
-      <w:r>
-        <w:rPr>
-          <w:b/>
-        </w:rPr>
         <w:t>since 01/2026 (ongoing) — Paid browser extensions — FinGrab, PlaylistGrab, InvoiceGrab</w:t>
       </w:r>
     </w:p>
@@ -332,34 +416,6 @@
     <w:p>
       <w:r>
         <w:t>Tech: TypeScript, JavaScript, Browser extensions (Chrome MV3 / Firefox), WXT, Stripe / ExtPay, Playwright, TDD</w:t>
-      </w:r>
-    </w:p>
-    <w:p>
-      <w:r>
-        <w:rPr>
-          <w:b/>
-        </w:rPr>
-        <w:t>since 10/2025 (ongoing) — Autonomous AI business partner — Harness &amp; agentic engineering</w:t>
-      </w:r>
-    </w:p>
-    <w:p>
-      <w:r>
-        <w:t>Solytics GmbH · Remote · AI / Automation</w:t>
-      </w:r>
-    </w:p>
-    <w:p>
-      <w:r>
-        <w:t>Roles: Harness engineering · Agent engineering · AI system architecture · DevOps</w:t>
-      </w:r>
-    </w:p>
-    <w:p>
-      <w:r>
-        <w:t>A self-directing agent built on Claude that plans, writes code, tests, deploys and reports around the clock. Built as a harness engineer — the engineering around the model: the agent loop and its stop conditions, tool use over MCP, layered memory (durable facts, running context, session state), approval gates for anything irreversible, observability over every run, budget and rate-limit control with model routing, plus recovery when a run is killed mid-flight. More than 40 purpose-built checks catch the agent's mistakes before they reach a human. Event-driven over Telegram, GitHub and systemd; runs on own hardware behind a local multi-model proxy.</w:t>
-      </w:r>
-    </w:p>
-    <w:p>
-      <w:r>
-        <w:t>Tech: Claude / Anthropic API, LLM-Agenten, Agent Harness, Tool Use / MCP, RAG, Prompt Engineering, Python, systemd, Telegram Bot API, Docker, TDD</w:t>
       </w:r>
     </w:p>
     <w:p>
